--- a/Kanazawa University Realated/Computer vision/Project Report for Computer Vision A by THU TA ZAW.docx
+++ b/Kanazawa University Realated/Computer vision/Project Report for Computer Vision A by THU TA ZAW.docx
@@ -376,6 +376,116 @@
       <w:pPr>
         <w:pStyle w:val="BodyText"/>
         <w:ind w:firstLine="720"/>
+        <w:jc w:val="center"/>
+        <w:rPr>
+          <w:lang w:eastAsia="x-none"/>
+        </w:rPr>
+      </w:pPr>
+      <w:r>
+        <w:rPr>
+          <w:noProof/>
+          <w:lang w:eastAsia="x-none"/>
+        </w:rPr>
+        <w:lastRenderedPageBreak/>
+        <w:drawing>
+          <wp:inline distT="0" distB="0" distL="0" distR="0" wp14:anchorId="0555D436" wp14:editId="4AA96DD0">
+            <wp:extent cx="3705308" cy="2007851"/>
+            <wp:effectExtent l="0" t="0" r="0" b="0"/>
+            <wp:docPr id="2015321903" name="Picture 6"/>
+            <wp:cNvGraphicFramePr>
+              <a:graphicFrameLocks xmlns:a="http://schemas.openxmlformats.org/drawingml/2006/main" noChangeAspect="1"/>
+            </wp:cNvGraphicFramePr>
+            <a:graphic xmlns:a="http://schemas.openxmlformats.org/drawingml/2006/main">
+              <a:graphicData uri="http://schemas.openxmlformats.org/drawingml/2006/picture">
+                <pic:pic xmlns:pic="http://schemas.openxmlformats.org/drawingml/2006/picture">
+                  <pic:nvPicPr>
+                    <pic:cNvPr id="0" name="Picture 6"/>
+                    <pic:cNvPicPr>
+                      <a:picLocks noChangeAspect="1" noChangeArrowheads="1"/>
+                    </pic:cNvPicPr>
+                  </pic:nvPicPr>
+                  <pic:blipFill>
+                    <a:blip r:embed="rId7" cstate="print">
+                      <a:extLst>
+                        <a:ext uri="{28A0092B-C50C-407E-A947-70E740481C1C}">
+                          <a14:useLocalDpi xmlns:a14="http://schemas.microsoft.com/office/drawing/2010/main" val="0"/>
+                        </a:ext>
+                      </a:extLst>
+                    </a:blip>
+                    <a:srcRect/>
+                    <a:stretch>
+                      <a:fillRect/>
+                    </a:stretch>
+                  </pic:blipFill>
+                  <pic:spPr bwMode="auto">
+                    <a:xfrm>
+                      <a:off x="0" y="0"/>
+                      <a:ext cx="3714700" cy="2012941"/>
+                    </a:xfrm>
+                    <a:prstGeom prst="rect">
+                      <a:avLst/>
+                    </a:prstGeom>
+                    <a:noFill/>
+                    <a:ln>
+                      <a:noFill/>
+                    </a:ln>
+                  </pic:spPr>
+                </pic:pic>
+              </a:graphicData>
+            </a:graphic>
+          </wp:inline>
+        </w:drawing>
+      </w:r>
+    </w:p>
+    <w:p>
+      <w:pPr>
+        <w:pStyle w:val="BodyText"/>
+        <w:ind w:firstLine="720"/>
+        <w:jc w:val="center"/>
+        <w:rPr>
+          <w:lang w:eastAsia="x-none"/>
+        </w:rPr>
+      </w:pPr>
+      <w:r>
+        <w:rPr>
+          <w:lang w:eastAsia="x-none"/>
+        </w:rPr>
+        <w:t xml:space="preserve">Fig.1 </w:t>
+      </w:r>
+      <w:r>
+        <w:rPr>
+          <w:lang w:eastAsia="x-none"/>
+        </w:rPr>
+        <w:t>Original</w:t>
+      </w:r>
+      <w:r>
+        <w:rPr>
+          <w:lang w:eastAsia="x-none"/>
+        </w:rPr>
+        <w:t xml:space="preserve"> image</w:t>
+      </w:r>
+      <w:r>
+        <w:rPr>
+          <w:lang w:eastAsia="x-none"/>
+        </w:rPr>
+        <w:t>s</w:t>
+      </w:r>
+    </w:p>
+    <w:p>
+      <w:pPr>
+        <w:pStyle w:val="BodyText"/>
+        <w:ind w:firstLine="720"/>
+        <w:jc w:val="center"/>
+        <w:rPr>
+          <w:lang w:eastAsia="x-none"/>
+        </w:rPr>
+      </w:pPr>
+    </w:p>
+    <w:p>
+      <w:pPr>
+        <w:pStyle w:val="BodyText"/>
+        <w:ind w:firstLine="720"/>
+        <w:jc w:val="center"/>
         <w:rPr>
           <w:lang w:eastAsia="x-none"/>
         </w:rPr>
@@ -430,7 +540,7 @@
           <w:bCs/>
           <w:sz w:val="24"/>
         </w:rPr>
-        <w:t xml:space="preserve">FLANN KD-tree matcher is used to perform the descriptor and Lowe’s ratio test is </w:t>
+        <w:t xml:space="preserve">FLANN KD-tree matcher is used to perform the descriptor and Lowe’s ratio test is used to remove ambiguous matches. The RANSAC method is used </w:t>
       </w:r>
       <w:r>
         <w:rPr>
@@ -440,8 +550,7 @@
           <w:bCs/>
           <w:sz w:val="24"/>
         </w:rPr>
-        <w:lastRenderedPageBreak/>
-        <w:t xml:space="preserve">used to remove ambiguous matches. The RANSAC method is used </w:t>
+        <w:t>to estimate</w:t>
       </w:r>
       <w:r>
         <w:rPr>
@@ -451,8 +560,9 @@
           <w:bCs/>
           <w:sz w:val="24"/>
         </w:rPr>
-        <w:t>to estimate</w:t>
-      </w:r>
+        <w:t xml:space="preserve"> a </w:t>
+      </w:r>
+      <w:proofErr w:type="spellStart"/>
       <w:r>
         <w:rPr>
           <w:rStyle w:val="PageNumber"/>
@@ -461,9 +571,9 @@
           <w:bCs/>
           <w:sz w:val="24"/>
         </w:rPr>
-        <w:t xml:space="preserve"> a </w:t>
-      </w:r>
-      <w:proofErr w:type="spellStart"/>
+        <w:t>homography</w:t>
+      </w:r>
+      <w:proofErr w:type="spellEnd"/>
       <w:r>
         <w:rPr>
           <w:rStyle w:val="PageNumber"/>
@@ -472,9 +582,395 @@
           <w:bCs/>
           <w:sz w:val="24"/>
         </w:rPr>
-        <w:t>homography</w:t>
+        <w:t xml:space="preserve"> from the remaining matches, and the second image to be warped into the coordinate frame of the first. </w:t>
+      </w:r>
+    </w:p>
+    <w:p>
+      <w:pPr>
+        <w:jc w:val="center"/>
+        <w:rPr>
+          <w:rFonts w:ascii="FS Me Pro" w:hAnsi="FS Me Pro"/>
+          <w:bCs/>
+          <w:color w:val="000000"/>
+          <w:sz w:val="22"/>
+        </w:rPr>
+      </w:pPr>
+      <w:r>
+        <w:rPr>
+          <w:rFonts w:ascii="FS Me Pro" w:hAnsi="FS Me Pro"/>
+          <w:bCs/>
+          <w:noProof/>
+          <w:color w:val="000000"/>
+          <w:sz w:val="22"/>
+        </w:rPr>
+        <w:drawing>
+          <wp:inline distT="0" distB="0" distL="0" distR="0" wp14:anchorId="417AFDF7" wp14:editId="2326EF2A">
+            <wp:extent cx="4715123" cy="2555055"/>
+            <wp:effectExtent l="0" t="0" r="0" b="0"/>
+            <wp:docPr id="1256095527" name="Picture 7"/>
+            <wp:cNvGraphicFramePr>
+              <a:graphicFrameLocks xmlns:a="http://schemas.openxmlformats.org/drawingml/2006/main" noChangeAspect="1"/>
+            </wp:cNvGraphicFramePr>
+            <a:graphic xmlns:a="http://schemas.openxmlformats.org/drawingml/2006/main">
+              <a:graphicData uri="http://schemas.openxmlformats.org/drawingml/2006/picture">
+                <pic:pic xmlns:pic="http://schemas.openxmlformats.org/drawingml/2006/picture">
+                  <pic:nvPicPr>
+                    <pic:cNvPr id="0" name="Picture 7"/>
+                    <pic:cNvPicPr>
+                      <a:picLocks noChangeAspect="1" noChangeArrowheads="1"/>
+                    </pic:cNvPicPr>
+                  </pic:nvPicPr>
+                  <pic:blipFill>
+                    <a:blip r:embed="rId8">
+                      <a:extLst>
+                        <a:ext uri="{28A0092B-C50C-407E-A947-70E740481C1C}">
+                          <a14:useLocalDpi xmlns:a14="http://schemas.microsoft.com/office/drawing/2010/main" val="0"/>
+                        </a:ext>
+                      </a:extLst>
+                    </a:blip>
+                    <a:srcRect/>
+                    <a:stretch>
+                      <a:fillRect/>
+                    </a:stretch>
+                  </pic:blipFill>
+                  <pic:spPr bwMode="auto">
+                    <a:xfrm>
+                      <a:off x="0" y="0"/>
+                      <a:ext cx="4720856" cy="2558162"/>
+                    </a:xfrm>
+                    <a:prstGeom prst="rect">
+                      <a:avLst/>
+                    </a:prstGeom>
+                    <a:noFill/>
+                    <a:ln>
+                      <a:noFill/>
+                    </a:ln>
+                  </pic:spPr>
+                </pic:pic>
+              </a:graphicData>
+            </a:graphic>
+          </wp:inline>
+        </w:drawing>
+      </w:r>
+    </w:p>
+    <w:p>
+      <w:pPr>
+        <w:jc w:val="center"/>
+        <w:rPr>
+          <w:rFonts w:ascii="FS Me Pro" w:hAnsi="FS Me Pro"/>
+          <w:bCs/>
+          <w:color w:val="000000"/>
+          <w:sz w:val="22"/>
+        </w:rPr>
+      </w:pPr>
+      <w:r>
+        <w:rPr>
+          <w:rFonts w:ascii="FS Me Pro" w:hAnsi="FS Me Pro"/>
+          <w:bCs/>
+          <w:color w:val="000000"/>
+          <w:sz w:val="22"/>
+        </w:rPr>
+        <w:t>Fig.2 SIFT Key</w:t>
+      </w:r>
+      <w:r>
+        <w:rPr>
+          <w:rFonts w:ascii="FS Me Pro" w:hAnsi="FS Me Pro"/>
+          <w:bCs/>
+          <w:color w:val="000000"/>
+          <w:sz w:val="22"/>
+        </w:rPr>
+        <w:t xml:space="preserve"> </w:t>
+      </w:r>
+      <w:r>
+        <w:rPr>
+          <w:rFonts w:ascii="FS Me Pro" w:hAnsi="FS Me Pro"/>
+          <w:bCs/>
+          <w:color w:val="000000"/>
+          <w:sz w:val="22"/>
+        </w:rPr>
+        <w:t>points</w:t>
+      </w:r>
+      <w:r>
+        <w:rPr>
+          <w:rFonts w:ascii="FS Me Pro" w:hAnsi="FS Me Pro"/>
+          <w:bCs/>
+          <w:color w:val="000000"/>
+          <w:sz w:val="22"/>
+        </w:rPr>
+        <w:t xml:space="preserve"> from images</w:t>
+      </w:r>
+    </w:p>
+    <w:p>
+      <w:pPr>
+        <w:jc w:val="center"/>
+        <w:rPr>
+          <w:rFonts w:ascii="FS Me Pro" w:hAnsi="FS Me Pro"/>
+          <w:bCs/>
+          <w:color w:val="000000"/>
+          <w:sz w:val="22"/>
+        </w:rPr>
+      </w:pPr>
+    </w:p>
+    <w:p>
+      <w:pPr>
+        <w:jc w:val="center"/>
+        <w:rPr>
+          <w:rFonts w:ascii="FS Me Pro" w:hAnsi="FS Me Pro"/>
+          <w:bCs/>
+          <w:color w:val="000000"/>
+          <w:sz w:val="22"/>
+        </w:rPr>
+      </w:pPr>
+    </w:p>
+    <w:p>
+      <w:pPr>
+        <w:jc w:val="center"/>
+        <w:rPr>
+          <w:rFonts w:ascii="FS Me Pro" w:hAnsi="FS Me Pro"/>
+          <w:bCs/>
+          <w:color w:val="000000"/>
+          <w:sz w:val="22"/>
+        </w:rPr>
+      </w:pPr>
+    </w:p>
+    <w:p>
+      <w:pPr>
+        <w:jc w:val="center"/>
+        <w:rPr>
+          <w:rFonts w:ascii="FS Me Pro" w:hAnsi="FS Me Pro"/>
+          <w:bCs/>
+          <w:color w:val="000000"/>
+          <w:sz w:val="22"/>
+        </w:rPr>
+      </w:pPr>
+      <w:r>
+        <w:rPr>
+          <w:rFonts w:ascii="FS Me Pro" w:hAnsi="FS Me Pro"/>
+          <w:bCs/>
+          <w:noProof/>
+          <w:color w:val="000000"/>
+          <w:sz w:val="22"/>
+        </w:rPr>
+        <w:lastRenderedPageBreak/>
+        <w:drawing>
+          <wp:inline distT="0" distB="0" distL="0" distR="0" wp14:anchorId="729EC592" wp14:editId="3C0770A6">
+            <wp:extent cx="4317559" cy="1900463"/>
+            <wp:effectExtent l="0" t="0" r="6985" b="5080"/>
+            <wp:docPr id="1287050904" name="Picture 9"/>
+            <wp:cNvGraphicFramePr>
+              <a:graphicFrameLocks xmlns:a="http://schemas.openxmlformats.org/drawingml/2006/main" noChangeAspect="1"/>
+            </wp:cNvGraphicFramePr>
+            <a:graphic xmlns:a="http://schemas.openxmlformats.org/drawingml/2006/main">
+              <a:graphicData uri="http://schemas.openxmlformats.org/drawingml/2006/picture">
+                <pic:pic xmlns:pic="http://schemas.openxmlformats.org/drawingml/2006/picture">
+                  <pic:nvPicPr>
+                    <pic:cNvPr id="0" name="Picture 9"/>
+                    <pic:cNvPicPr>
+                      <a:picLocks noChangeAspect="1" noChangeArrowheads="1"/>
+                    </pic:cNvPicPr>
+                  </pic:nvPicPr>
+                  <pic:blipFill>
+                    <a:blip r:embed="rId9">
+                      <a:extLst>
+                        <a:ext uri="{28A0092B-C50C-407E-A947-70E740481C1C}">
+                          <a14:useLocalDpi xmlns:a14="http://schemas.microsoft.com/office/drawing/2010/main" val="0"/>
+                        </a:ext>
+                      </a:extLst>
+                    </a:blip>
+                    <a:srcRect/>
+                    <a:stretch>
+                      <a:fillRect/>
+                    </a:stretch>
+                  </pic:blipFill>
+                  <pic:spPr bwMode="auto">
+                    <a:xfrm>
+                      <a:off x="0" y="0"/>
+                      <a:ext cx="4366422" cy="1921971"/>
+                    </a:xfrm>
+                    <a:prstGeom prst="rect">
+                      <a:avLst/>
+                    </a:prstGeom>
+                    <a:noFill/>
+                    <a:ln>
+                      <a:noFill/>
+                    </a:ln>
+                  </pic:spPr>
+                </pic:pic>
+              </a:graphicData>
+            </a:graphic>
+          </wp:inline>
+        </w:drawing>
+      </w:r>
+    </w:p>
+    <w:p>
+      <w:pPr>
+        <w:jc w:val="center"/>
+        <w:rPr>
+          <w:rFonts w:ascii="FS Me Pro" w:hAnsi="FS Me Pro"/>
+          <w:bCs/>
+          <w:color w:val="000000"/>
+          <w:sz w:val="22"/>
+        </w:rPr>
+      </w:pPr>
+      <w:r>
+        <w:rPr>
+          <w:rFonts w:ascii="FS Me Pro" w:hAnsi="FS Me Pro"/>
+          <w:bCs/>
+          <w:color w:val="000000"/>
+          <w:sz w:val="22"/>
+        </w:rPr>
+        <w:t>Fig.3 SIFT Key points matching</w:t>
+      </w:r>
+    </w:p>
+    <w:p>
+      <w:pPr>
+        <w:jc w:val="center"/>
+        <w:rPr>
+          <w:rFonts w:ascii="FS Me Pro" w:hAnsi="FS Me Pro"/>
+          <w:bCs/>
+          <w:color w:val="000000"/>
+          <w:sz w:val="22"/>
+        </w:rPr>
+      </w:pPr>
+      <w:r>
+        <w:rPr>
+          <w:rFonts w:ascii="FS Me Pro" w:hAnsi="FS Me Pro"/>
+          <w:bCs/>
+          <w:noProof/>
+          <w:color w:val="000000"/>
+          <w:sz w:val="22"/>
+        </w:rPr>
+        <w:drawing>
+          <wp:inline distT="0" distB="0" distL="0" distR="0" wp14:anchorId="4EA472CE" wp14:editId="423CDD02">
+            <wp:extent cx="4380865" cy="2067462"/>
+            <wp:effectExtent l="0" t="0" r="635" b="9525"/>
+            <wp:docPr id="761324805" name="Picture 8"/>
+            <wp:cNvGraphicFramePr>
+              <a:graphicFrameLocks xmlns:a="http://schemas.openxmlformats.org/drawingml/2006/main" noChangeAspect="1"/>
+            </wp:cNvGraphicFramePr>
+            <a:graphic xmlns:a="http://schemas.openxmlformats.org/drawingml/2006/main">
+              <a:graphicData uri="http://schemas.openxmlformats.org/drawingml/2006/picture">
+                <pic:pic xmlns:pic="http://schemas.openxmlformats.org/drawingml/2006/picture">
+                  <pic:nvPicPr>
+                    <pic:cNvPr id="0" name="Picture 8"/>
+                    <pic:cNvPicPr>
+                      <a:picLocks noChangeAspect="1" noChangeArrowheads="1"/>
+                    </pic:cNvPicPr>
+                  </pic:nvPicPr>
+                  <pic:blipFill rotWithShape="1">
+                    <a:blip r:embed="rId10">
+                      <a:extLst>
+                        <a:ext uri="{28A0092B-C50C-407E-A947-70E740481C1C}">
+                          <a14:useLocalDpi xmlns:a14="http://schemas.microsoft.com/office/drawing/2010/main" val="0"/>
+                        </a:ext>
+                      </a:extLst>
+                    </a:blip>
+                    <a:srcRect t="6810" r="13081"/>
+                    <a:stretch>
+                      <a:fillRect/>
+                    </a:stretch>
+                  </pic:blipFill>
+                  <pic:spPr bwMode="auto">
+                    <a:xfrm>
+                      <a:off x="0" y="0"/>
+                      <a:ext cx="4413657" cy="2082938"/>
+                    </a:xfrm>
+                    <a:prstGeom prst="rect">
+                      <a:avLst/>
+                    </a:prstGeom>
+                    <a:noFill/>
+                    <a:ln>
+                      <a:noFill/>
+                    </a:ln>
+                    <a:extLst>
+                      <a:ext uri="{53640926-AAD7-44D8-BBD7-CCE9431645EC}">
+                        <a14:shadowObscured xmlns:a14="http://schemas.microsoft.com/office/drawing/2010/main"/>
+                      </a:ext>
+                    </a:extLst>
+                  </pic:spPr>
+                </pic:pic>
+              </a:graphicData>
+            </a:graphic>
+          </wp:inline>
+        </w:drawing>
+      </w:r>
+    </w:p>
+    <w:p>
+      <w:pPr>
+        <w:jc w:val="center"/>
+        <w:rPr>
+          <w:rFonts w:ascii="FS Me Pro" w:hAnsi="FS Me Pro"/>
+          <w:bCs/>
+          <w:color w:val="000000"/>
+          <w:sz w:val="22"/>
+        </w:rPr>
+      </w:pPr>
+      <w:r>
+        <w:rPr>
+          <w:rFonts w:ascii="FS Me Pro" w:hAnsi="FS Me Pro"/>
+          <w:bCs/>
+          <w:color w:val="000000"/>
+          <w:sz w:val="22"/>
+        </w:rPr>
+        <w:t xml:space="preserve">Fig.4 Final Panorama image from SIFT and </w:t>
+      </w:r>
+      <w:proofErr w:type="spellStart"/>
+      <w:r>
+        <w:rPr>
+          <w:rFonts w:ascii="FS Me Pro" w:hAnsi="FS Me Pro"/>
+          <w:bCs/>
+          <w:color w:val="000000"/>
+          <w:sz w:val="22"/>
+        </w:rPr>
+        <w:t>Homography</w:t>
       </w:r>
       <w:proofErr w:type="spellEnd"/>
+    </w:p>
+    <w:p>
+      <w:pPr>
+        <w:jc w:val="center"/>
+        <w:rPr>
+          <w:rFonts w:ascii="FS Me Pro" w:hAnsi="FS Me Pro"/>
+          <w:bCs/>
+          <w:color w:val="000000"/>
+          <w:sz w:val="22"/>
+        </w:rPr>
+      </w:pPr>
+    </w:p>
+    <w:p>
+      <w:pPr>
+        <w:pStyle w:val="Heading3"/>
+      </w:pPr>
+      <w:bookmarkStart w:id="3" w:name="_Toc174226940"/>
+      <w:r>
+        <w:t>3</w:t>
+      </w:r>
+      <w:r>
+        <w:t>.</w:t>
+      </w:r>
+      <w:r>
+        <w:t>2</w:t>
+      </w:r>
+      <w:r>
+        <w:t xml:space="preserve"> </w:t>
+      </w:r>
+      <w:bookmarkEnd w:id="3"/>
+      <w:r>
+        <w:t>ORB-Based Stitching</w:t>
+      </w:r>
+    </w:p>
+    <w:p>
+      <w:pPr>
+        <w:pStyle w:val="BodyText"/>
+      </w:pPr>
+      <w:r>
+        <w:tab/>
+      </w:r>
+    </w:p>
+    <w:p>
+      <w:pPr>
+        <w:ind w:firstLine="720"/>
+      </w:pPr>
       <w:r>
         <w:rPr>
           <w:rStyle w:val="PageNumber"/>
@@ -483,53 +979,8 @@
           <w:bCs/>
           <w:sz w:val="24"/>
         </w:rPr>
-        <w:t xml:space="preserve"> from the remaining matches, and the second image to be warped into the coordinate frame of the first. </w:t>
-      </w:r>
-    </w:p>
-    <w:p>
-      <w:pPr>
-        <w:rPr>
-          <w:rFonts w:ascii="FS Me Pro" w:hAnsi="FS Me Pro"/>
-          <w:bCs/>
-          <w:color w:val="000000"/>
-          <w:sz w:val="22"/>
-        </w:rPr>
-      </w:pPr>
-    </w:p>
-    <w:p>
-      <w:pPr>
-        <w:pStyle w:val="Heading3"/>
-      </w:pPr>
-      <w:bookmarkStart w:id="3" w:name="_Toc174226940"/>
-      <w:r>
-        <w:t>3</w:t>
-      </w:r>
-      <w:r>
-        <w:t>.</w:t>
-      </w:r>
-      <w:r>
-        <w:t>2</w:t>
-      </w:r>
-      <w:r>
-        <w:t xml:space="preserve"> </w:t>
-      </w:r>
-      <w:bookmarkEnd w:id="3"/>
-      <w:r>
-        <w:t>ORB-Based Stitching</w:t>
-      </w:r>
-    </w:p>
-    <w:p>
-      <w:pPr>
-        <w:pStyle w:val="BodyText"/>
-      </w:pPr>
-      <w:r>
-        <w:tab/>
-      </w:r>
-    </w:p>
-    <w:p>
-      <w:pPr>
-        <w:ind w:firstLine="720"/>
-      </w:pPr>
+        <w:t xml:space="preserve">The </w:t>
+      </w:r>
       <w:r>
         <w:rPr>
           <w:rStyle w:val="PageNumber"/>
@@ -538,7 +989,7 @@
           <w:bCs/>
           <w:sz w:val="24"/>
         </w:rPr>
-        <w:t xml:space="preserve">The </w:t>
+        <w:t>ORB method is implemented by using OpenCV ORB library and computes 32-byte binary BRIEF descriptors.</w:t>
       </w:r>
       <w:r>
         <w:rPr>
@@ -548,7 +999,7 @@
           <w:bCs/>
           <w:sz w:val="24"/>
         </w:rPr>
-        <w:t>ORB method is implemented by using OpenCV ORB library and computes 32-byte binary BRIEF descriptors.</w:t>
+        <w:t xml:space="preserve"> These descriptors are matched using a brute-force Hamming-distance </w:t>
       </w:r>
       <w:r>
         <w:rPr>
@@ -558,8 +1009,9 @@
           <w:bCs/>
           <w:sz w:val="24"/>
         </w:rPr>
-        <w:t xml:space="preserve"> These descriptors are matched using a brute-force Hamming-distance </w:t>
-      </w:r>
+        <w:t xml:space="preserve">matcher, with a ratio test applied to refine correspondences. The same RANSAC method is used to compute the </w:t>
+      </w:r>
+      <w:proofErr w:type="spellStart"/>
       <w:r>
         <w:rPr>
           <w:rStyle w:val="PageNumber"/>
@@ -568,9 +1020,9 @@
           <w:bCs/>
           <w:sz w:val="24"/>
         </w:rPr>
-        <w:t xml:space="preserve">matcher, with a ratio test applied to refine correspondences. The same RANSAC method is used to compute the </w:t>
-      </w:r>
-      <w:proofErr w:type="spellStart"/>
+        <w:t>homography</w:t>
+      </w:r>
+      <w:proofErr w:type="spellEnd"/>
       <w:r>
         <w:rPr>
           <w:rStyle w:val="PageNumber"/>
@@ -579,10 +1031,179 @@
           <w:bCs/>
           <w:sz w:val="24"/>
         </w:rPr>
-        <w:t>homography</w:t>
-      </w:r>
-      <w:proofErr w:type="spellEnd"/>
-      <w:r>
+        <w:t xml:space="preserve"> from the filtered matches, followed by warping and stitching to generate the panorama. </w:t>
+      </w:r>
+      <w:r>
+        <w:t xml:space="preserve">Metrics computed for ML </w:t>
+      </w:r>
+      <w:r>
+        <w:t>Comparison</w:t>
+      </w:r>
+    </w:p>
+    <w:p>
+      <w:pPr>
+        <w:jc w:val="center"/>
+        <w:rPr>
+          <w:noProof/>
+        </w:rPr>
+      </w:pPr>
+      <w:r>
+        <w:rPr>
+          <w:rStyle w:val="PageNumber"/>
+          <w:rFonts w:asciiTheme="minorHAnsi" w:hAnsiTheme="minorHAnsi" w:cstheme="minorHAnsi"/>
+          <w:b w:val="0"/>
+          <w:bCs/>
+          <w:noProof/>
+          <w:sz w:val="24"/>
+        </w:rPr>
+        <w:lastRenderedPageBreak/>
+        <w:drawing>
+          <wp:inline distT="0" distB="0" distL="0" distR="0" wp14:anchorId="08FED9CD" wp14:editId="578F6947">
+            <wp:extent cx="4742953" cy="2570136"/>
+            <wp:effectExtent l="0" t="0" r="635" b="1905"/>
+            <wp:docPr id="1786000064" name="Picture 10" descr="A collage of images of multiple colors&#10;&#10;AI-generated content may be incorrect."/>
+            <wp:cNvGraphicFramePr>
+              <a:graphicFrameLocks xmlns:a="http://schemas.openxmlformats.org/drawingml/2006/main" noChangeAspect="1"/>
+            </wp:cNvGraphicFramePr>
+            <a:graphic xmlns:a="http://schemas.openxmlformats.org/drawingml/2006/main">
+              <a:graphicData uri="http://schemas.openxmlformats.org/drawingml/2006/picture">
+                <pic:pic xmlns:pic="http://schemas.openxmlformats.org/drawingml/2006/picture">
+                  <pic:nvPicPr>
+                    <pic:cNvPr id="1786000064" name="Picture 10" descr="A collage of images of multiple colors&#10;&#10;AI-generated content may be incorrect."/>
+                    <pic:cNvPicPr>
+                      <a:picLocks noChangeAspect="1" noChangeArrowheads="1"/>
+                    </pic:cNvPicPr>
+                  </pic:nvPicPr>
+                  <pic:blipFill>
+                    <a:blip r:embed="rId11">
+                      <a:extLst>
+                        <a:ext uri="{28A0092B-C50C-407E-A947-70E740481C1C}">
+                          <a14:useLocalDpi xmlns:a14="http://schemas.microsoft.com/office/drawing/2010/main" val="0"/>
+                        </a:ext>
+                      </a:extLst>
+                    </a:blip>
+                    <a:srcRect/>
+                    <a:stretch>
+                      <a:fillRect/>
+                    </a:stretch>
+                  </pic:blipFill>
+                  <pic:spPr bwMode="auto">
+                    <a:xfrm>
+                      <a:off x="0" y="0"/>
+                      <a:ext cx="4746057" cy="2571818"/>
+                    </a:xfrm>
+                    <a:prstGeom prst="rect">
+                      <a:avLst/>
+                    </a:prstGeom>
+                    <a:noFill/>
+                    <a:ln>
+                      <a:noFill/>
+                    </a:ln>
+                  </pic:spPr>
+                </pic:pic>
+              </a:graphicData>
+            </a:graphic>
+          </wp:inline>
+        </w:drawing>
+      </w:r>
+    </w:p>
+    <w:p>
+      <w:pPr>
+        <w:jc w:val="center"/>
+        <w:rPr>
+          <w:noProof/>
+        </w:rPr>
+      </w:pPr>
+      <w:r>
+        <w:rPr>
+          <w:noProof/>
+        </w:rPr>
+        <w:t>Fig.5 ORB key points from images</w:t>
+      </w:r>
+    </w:p>
+    <w:p>
+      <w:pPr>
+        <w:jc w:val="center"/>
+        <w:rPr>
+          <w:noProof/>
+        </w:rPr>
+      </w:pPr>
+      <w:r>
+        <w:rPr>
+          <w:rStyle w:val="PageNumber"/>
+          <w:rFonts w:asciiTheme="minorHAnsi" w:hAnsiTheme="minorHAnsi" w:cstheme="minorHAnsi"/>
+          <w:b w:val="0"/>
+          <w:bCs/>
+          <w:noProof/>
+          <w:sz w:val="24"/>
+        </w:rPr>
+        <w:drawing>
+          <wp:inline distT="0" distB="0" distL="0" distR="0" wp14:anchorId="0EAE9138" wp14:editId="2048DA86">
+            <wp:extent cx="4683318" cy="2061460"/>
+            <wp:effectExtent l="0" t="0" r="3175" b="0"/>
+            <wp:docPr id="2064257582" name="Picture 11"/>
+            <wp:cNvGraphicFramePr>
+              <a:graphicFrameLocks xmlns:a="http://schemas.openxmlformats.org/drawingml/2006/main" noChangeAspect="1"/>
+            </wp:cNvGraphicFramePr>
+            <a:graphic xmlns:a="http://schemas.openxmlformats.org/drawingml/2006/main">
+              <a:graphicData uri="http://schemas.openxmlformats.org/drawingml/2006/picture">
+                <pic:pic xmlns:pic="http://schemas.openxmlformats.org/drawingml/2006/picture">
+                  <pic:nvPicPr>
+                    <pic:cNvPr id="0" name="Picture 11"/>
+                    <pic:cNvPicPr>
+                      <a:picLocks noChangeAspect="1" noChangeArrowheads="1"/>
+                    </pic:cNvPicPr>
+                  </pic:nvPicPr>
+                  <pic:blipFill>
+                    <a:blip r:embed="rId12">
+                      <a:extLst>
+                        <a:ext uri="{28A0092B-C50C-407E-A947-70E740481C1C}">
+                          <a14:useLocalDpi xmlns:a14="http://schemas.microsoft.com/office/drawing/2010/main" val="0"/>
+                        </a:ext>
+                      </a:extLst>
+                    </a:blip>
+                    <a:srcRect/>
+                    <a:stretch>
+                      <a:fillRect/>
+                    </a:stretch>
+                  </pic:blipFill>
+                  <pic:spPr bwMode="auto">
+                    <a:xfrm>
+                      <a:off x="0" y="0"/>
+                      <a:ext cx="4694931" cy="2066572"/>
+                    </a:xfrm>
+                    <a:prstGeom prst="rect">
+                      <a:avLst/>
+                    </a:prstGeom>
+                    <a:noFill/>
+                    <a:ln>
+                      <a:noFill/>
+                    </a:ln>
+                  </pic:spPr>
+                </pic:pic>
+              </a:graphicData>
+            </a:graphic>
+          </wp:inline>
+        </w:drawing>
+      </w:r>
+    </w:p>
+    <w:p>
+      <w:pPr>
+        <w:jc w:val="center"/>
+        <w:rPr>
+          <w:noProof/>
+        </w:rPr>
+      </w:pPr>
+      <w:r>
+        <w:rPr>
+          <w:noProof/>
+        </w:rPr>
+        <w:t>Fig.6 ORB key points matching</w:t>
+      </w:r>
+    </w:p>
+    <w:p>
+      <w:pPr>
+        <w:jc w:val="center"/>
         <w:rPr>
           <w:rStyle w:val="PageNumber"/>
           <w:rFonts w:asciiTheme="minorHAnsi" w:hAnsiTheme="minorHAnsi" w:cstheme="minorHAnsi"/>
@@ -590,17 +1211,77 @@
           <w:bCs/>
           <w:sz w:val="24"/>
         </w:rPr>
-        <w:t xml:space="preserve"> from the filtered matches, followed by warping and stitching to generate the panorama. </w:t>
-      </w:r>
-      <w:r>
-        <w:t xml:space="preserve">Metrics computed for ML </w:t>
-      </w:r>
-      <w:r>
-        <w:t>Comparison</w:t>
+      </w:pPr>
+      <w:r>
+        <w:rPr>
+          <w:noProof/>
+        </w:rPr>
+        <w:drawing>
+          <wp:inline distT="0" distB="0" distL="0" distR="0" wp14:anchorId="22B37D9C" wp14:editId="3CC151FD">
+            <wp:extent cx="4631635" cy="2172622"/>
+            <wp:effectExtent l="0" t="0" r="0" b="0"/>
+            <wp:docPr id="1370480587" name="Picture 12" descr="A train on the tracks&#10;&#10;AI-generated content may be incorrect."/>
+            <wp:cNvGraphicFramePr>
+              <a:graphicFrameLocks xmlns:a="http://schemas.openxmlformats.org/drawingml/2006/main" noChangeAspect="1"/>
+            </wp:cNvGraphicFramePr>
+            <a:graphic xmlns:a="http://schemas.openxmlformats.org/drawingml/2006/main">
+              <a:graphicData uri="http://schemas.openxmlformats.org/drawingml/2006/picture">
+                <pic:pic xmlns:pic="http://schemas.openxmlformats.org/drawingml/2006/picture">
+                  <pic:nvPicPr>
+                    <pic:cNvPr id="1370480587" name="Picture 12" descr="A train on the tracks&#10;&#10;AI-generated content may be incorrect."/>
+                    <pic:cNvPicPr>
+                      <a:picLocks noChangeAspect="1" noChangeArrowheads="1"/>
+                    </pic:cNvPicPr>
+                  </pic:nvPicPr>
+                  <pic:blipFill rotWithShape="1">
+                    <a:blip r:embed="rId10">
+                      <a:extLst>
+                        <a:ext uri="{28A0092B-C50C-407E-A947-70E740481C1C}">
+                          <a14:useLocalDpi xmlns:a14="http://schemas.microsoft.com/office/drawing/2010/main" val="0"/>
+                        </a:ext>
+                      </a:extLst>
+                    </a:blip>
+                    <a:srcRect t="7902" r="13579"/>
+                    <a:stretch>
+                      <a:fillRect/>
+                    </a:stretch>
+                  </pic:blipFill>
+                  <pic:spPr bwMode="auto">
+                    <a:xfrm>
+                      <a:off x="0" y="0"/>
+                      <a:ext cx="4647084" cy="2179869"/>
+                    </a:xfrm>
+                    <a:prstGeom prst="rect">
+                      <a:avLst/>
+                    </a:prstGeom>
+                    <a:noFill/>
+                    <a:ln>
+                      <a:noFill/>
+                    </a:ln>
+                    <a:extLst>
+                      <a:ext uri="{53640926-AAD7-44D8-BBD7-CCE9431645EC}">
+                        <a14:shadowObscured xmlns:a14="http://schemas.microsoft.com/office/drawing/2010/main"/>
+                      </a:ext>
+                    </a:extLst>
+                  </pic:spPr>
+                </pic:pic>
+              </a:graphicData>
+            </a:graphic>
+          </wp:inline>
+        </w:drawing>
       </w:r>
     </w:p>
     <w:p>
       <w:pPr>
+        <w:jc w:val="center"/>
+        <w:rPr>
+          <w:rFonts w:ascii="FS Me Pro" w:hAnsi="FS Me Pro"/>
+          <w:bCs/>
+          <w:color w:val="000000"/>
+          <w:sz w:val="22"/>
+        </w:rPr>
+      </w:pPr>
+      <w:r>
         <w:rPr>
           <w:rStyle w:val="PageNumber"/>
           <w:rFonts w:asciiTheme="minorHAnsi" w:hAnsiTheme="minorHAnsi" w:cstheme="minorHAnsi"/>
@@ -608,31 +1289,50 @@
           <w:bCs/>
           <w:sz w:val="24"/>
         </w:rPr>
-      </w:pPr>
+        <w:t xml:space="preserve">Fig.7 </w:t>
+      </w:r>
+      <w:r>
+        <w:rPr>
+          <w:rFonts w:ascii="FS Me Pro" w:hAnsi="FS Me Pro"/>
+          <w:bCs/>
+          <w:color w:val="000000"/>
+          <w:sz w:val="22"/>
+        </w:rPr>
+        <w:t xml:space="preserve">Final Panorama image from </w:t>
+      </w:r>
+      <w:r>
+        <w:rPr>
+          <w:rFonts w:ascii="FS Me Pro" w:hAnsi="FS Me Pro"/>
+          <w:bCs/>
+          <w:color w:val="000000"/>
+          <w:sz w:val="22"/>
+        </w:rPr>
+        <w:t>ORB</w:t>
+      </w:r>
+      <w:r>
+        <w:rPr>
+          <w:rFonts w:ascii="FS Me Pro" w:hAnsi="FS Me Pro"/>
+          <w:bCs/>
+          <w:color w:val="000000"/>
+          <w:sz w:val="22"/>
+        </w:rPr>
+        <w:t xml:space="preserve"> and </w:t>
+      </w:r>
+      <w:proofErr w:type="spellStart"/>
+      <w:r>
+        <w:rPr>
+          <w:rFonts w:ascii="FS Me Pro" w:hAnsi="FS Me Pro"/>
+          <w:bCs/>
+          <w:color w:val="000000"/>
+          <w:sz w:val="22"/>
+        </w:rPr>
+        <w:t>Homography</w:t>
+      </w:r>
+      <w:proofErr w:type="spellEnd"/>
     </w:p>
     <w:p>
       <w:pPr>
-        <w:pStyle w:val="Heading3"/>
-      </w:pPr>
-      <w:r>
-        <w:t xml:space="preserve">3.3 </w:t>
-      </w:r>
-      <w:r>
-        <w:t>Unsupervised ML Evaluation</w:t>
-      </w:r>
-      <w:r>
-        <w:tab/>
-      </w:r>
-    </w:p>
-    <w:p>
-      <w:pPr>
-        <w:pStyle w:val="BodyText"/>
-        <w:ind w:left="405"/>
-      </w:pPr>
-    </w:p>
-    <w:p>
-      <w:pPr>
-        <w:ind w:firstLine="720"/>
+        <w:jc w:val="center"/>
         <w:rPr>
           <w:rStyle w:val="PageNumber"/>
           <w:rFonts w:asciiTheme="minorHAnsi" w:hAnsiTheme="minorHAnsi" w:cstheme="minorHAnsi"/>
@@ -641,7 +1341,31 @@
           <w:sz w:val="24"/>
         </w:rPr>
       </w:pPr>
-      <w:r>
+    </w:p>
+    <w:p>
+      <w:pPr>
+        <w:pStyle w:val="Heading3"/>
+      </w:pPr>
+      <w:r>
+        <w:lastRenderedPageBreak/>
+        <w:t xml:space="preserve">3.3 </w:t>
+      </w:r>
+      <w:r>
+        <w:t>Unsupervised ML Evaluation</w:t>
+      </w:r>
+      <w:r>
+        <w:tab/>
+      </w:r>
+    </w:p>
+    <w:p>
+      <w:pPr>
+        <w:pStyle w:val="BodyText"/>
+        <w:ind w:left="405"/>
+      </w:pPr>
+    </w:p>
+    <w:p>
+      <w:pPr>
+        <w:ind w:firstLine="720"/>
         <w:rPr>
           <w:rStyle w:val="PageNumber"/>
           <w:rFonts w:asciiTheme="minorHAnsi" w:hAnsiTheme="minorHAnsi" w:cstheme="minorHAnsi"/>
@@ -649,6 +1373,15 @@
           <w:bCs/>
           <w:sz w:val="24"/>
         </w:rPr>
+      </w:pPr>
+      <w:r>
+        <w:rPr>
+          <w:rStyle w:val="PageNumber"/>
+          <w:rFonts w:asciiTheme="minorHAnsi" w:hAnsiTheme="minorHAnsi" w:cstheme="minorHAnsi"/>
+          <w:b w:val="0"/>
+          <w:bCs/>
+          <w:sz w:val="24"/>
+        </w:rPr>
         <w:t>Several quantitative metrics are extracted from each method to compare the performance of SIFT and ORB methods. Those include the number of good matches, RANSAC inlier ratio, mean descriptor distance, and the mean projection error, which are then combined into feature vectors and normalized before applying K-means clustering. The cluster with high overall performance characteristics was interpreted as the better-performing method. Based on their matching and geometric alignment quality, this unsupervised learning approach provides an objective comparison between SIFT and ORB methods.</w:t>
       </w:r>
     </w:p>
@@ -791,34 +1524,13 @@
         <w:t>.</w:t>
       </w:r>
     </w:p>
+    <w:p/>
     <w:p>
       <w:pPr>
-        <w:ind w:firstLine="720"/>
-      </w:pPr>
-      <w:r>
-        <w:rPr>
-          <w:rStyle w:val="PageNumber"/>
-          <w:rFonts w:asciiTheme="minorHAnsi" w:hAnsiTheme="minorHAnsi" w:cstheme="minorHAnsi"/>
-          <w:b w:val="0"/>
-          <w:sz w:val="24"/>
-          <w:highlight w:val="yellow"/>
-        </w:rPr>
-        <w:t>(Pictures adding sections)</w:t>
-      </w:r>
-    </w:p>
-    <w:p>
-      <w:pPr>
         <w:pStyle w:val="Heading2"/>
       </w:pPr>
       <w:r>
-        <w:lastRenderedPageBreak/>
-        <w:t>5</w:t>
-      </w:r>
-      <w:r>
-        <w:t>.</w:t>
-      </w:r>
-      <w:r>
-        <w:t>Conclusion</w:t>
+        <w:t>5.Conclusion</w:t>
       </w:r>
     </w:p>
     <w:p>
@@ -5624,6 +6336,7 @@
   <w:style w:type="character" w:default="1" w:styleId="DefaultParagraphFont">
     <w:name w:val="Default Paragraph Font"/>
     <w:uiPriority w:val="1"/>
+    <w:semiHidden/>
     <w:unhideWhenUsed/>
   </w:style>
   <w:style w:type="table" w:default="1" w:styleId="TableNormal">
